--- a/dist/대학원-과제피드백/2차과제_피드백_피영극.docx
+++ b/dist/대학원-과제피드백/2차과제_피드백_피영극.docx
@@ -4,12 +4,12 @@
   <w:body>
     <w:p>
       <w:pPr>
-        <w:spacing w:after="60" w:before="0" w:line="282"/>
-      </w:pPr>
-      <w:r>
-        <w:rPr>
-          <w:rFonts w:ascii="Pretendard" w:cs="Pretendard" w:eastAsia="Pretendard" w:hAnsi="Pretendard"/>
-          <w:color w:val="5A5A5A"/>
+        <w:spacing w:after="60" w:before="0" w:line="286"/>
+      </w:pPr>
+      <w:r>
+        <w:rPr>
+          <w:rFonts w:ascii="Pretendard" w:cs="Pretendard" w:eastAsia="Pretendard" w:hAnsi="Pretendard"/>
+          <w:color w:val="4A4A4A"/>
           <w:sz w:val="16"/>
           <w:szCs w:val="16"/>
         </w:rPr>
@@ -18,7 +18,7 @@
     </w:p>
     <w:p>
       <w:pPr>
-        <w:spacing w:after="80" w:before="0" w:line="282"/>
+        <w:spacing w:after="80" w:before="0" w:line="286"/>
       </w:pPr>
       <w:r>
         <w:rPr>
@@ -37,12 +37,12 @@
         <w:pBdr>
           <w:bottom w:val="single" w:color="111111" w:sz="12" w:space="6"/>
         </w:pBdr>
-        <w:spacing w:after="100" w:before="0" w:line="282"/>
-      </w:pPr>
-      <w:r>
-        <w:rPr>
-          <w:rFonts w:ascii="Pretendard" w:cs="Pretendard" w:eastAsia="Pretendard" w:hAnsi="Pretendard"/>
-          <w:color w:val="5A5A5A"/>
+        <w:spacing w:after="100" w:before="0" w:line="286"/>
+      </w:pPr>
+      <w:r>
+        <w:rPr>
+          <w:rFonts w:ascii="Pretendard" w:cs="Pretendard" w:eastAsia="Pretendard" w:hAnsi="Pretendard"/>
+          <w:color w:val="4A4A4A"/>
           <w:sz w:val="20"/>
           <w:szCs w:val="20"/>
         </w:rPr>
@@ -54,7 +54,7 @@
         <w:pBdr>
           <w:bottom w:val="single" w:color="C8C8C8" w:sz="6" w:space="8"/>
         </w:pBdr>
-        <w:spacing w:after="110" w:before="230" w:line="282"/>
+        <w:spacing w:after="120" w:before="240" w:line="286"/>
       </w:pPr>
       <w:r>
         <w:rPr>
@@ -65,7 +65,7 @@
           <w:sz w:val="23"/>
           <w:szCs w:val="23"/>
         </w:rPr>
-        <w:t xml:space="preserve">1. 제출한 것</w:t>
+        <w:t xml:space="preserve">잘한 점</w:t>
       </w:r>
     </w:p>
     <w:p>
@@ -75,16 +75,16 @@
           <w:ilvl w:val="0"/>
           <w:numId w:val="2"/>
         </w:numPr>
-        <w:spacing w:after="74" w:before="0" w:line="282"/>
-      </w:pPr>
-      <w:r>
-        <w:rPr>
-          <w:rFonts w:ascii="Pretendard" w:cs="Pretendard" w:eastAsia="Pretendard" w:hAnsi="Pretendard"/>
-          <w:color w:val="111111"/>
-          <w:sz w:val="20"/>
-          <w:szCs w:val="20"/>
-        </w:rPr>
-        <w:t xml:space="preserve">선행연구 다섯 편을 검토했습니다. 저자, 연도, 학술지, DOI까지 적었습니다.</w:t>
+        <w:spacing w:after="76" w:before="0" w:line="286"/>
+      </w:pPr>
+      <w:r>
+        <w:rPr>
+          <w:rFonts w:ascii="Pretendard" w:cs="Pretendard" w:eastAsia="Pretendard" w:hAnsi="Pretendard"/>
+          <w:color w:val="111111"/>
+          <w:sz w:val="20"/>
+          <w:szCs w:val="20"/>
+        </w:rPr>
+        <w:t xml:space="preserve">선행연구 5편을 찾아 저자, 연도, 학술지, DOI까지 정리했습니다.</w:t>
       </w:r>
     </w:p>
     <w:p>
@@ -94,16 +94,16 @@
           <w:ilvl w:val="0"/>
           <w:numId w:val="2"/>
         </w:numPr>
-        <w:spacing w:after="74" w:before="0" w:line="282"/>
-      </w:pPr>
-      <w:r>
-        <w:rPr>
-          <w:rFonts w:ascii="Pretendard" w:cs="Pretendard" w:eastAsia="Pretendard" w:hAnsi="Pretendard"/>
-          <w:color w:val="111111"/>
-          <w:sz w:val="20"/>
-          <w:szCs w:val="20"/>
-        </w:rPr>
-        <w:t xml:space="preserve">다섯 편 각각이 본인 연구와 어떤 관계인지 적었습니다.</w:t>
+        <w:spacing w:after="76" w:before="0" w:line="286"/>
+      </w:pPr>
+      <w:r>
+        <w:rPr>
+          <w:rFonts w:ascii="Pretendard" w:cs="Pretendard" w:eastAsia="Pretendard" w:hAnsi="Pretendard"/>
+          <w:color w:val="111111"/>
+          <w:sz w:val="20"/>
+          <w:szCs w:val="20"/>
+        </w:rPr>
+        <w:t xml:space="preserve">각 선행연구가 본인 연구에서 어떤 역할을 하는지 제시했습니다.</w:t>
       </w:r>
     </w:p>
     <w:p>
@@ -113,16 +113,16 @@
           <w:ilvl w:val="0"/>
           <w:numId w:val="2"/>
         </w:numPr>
-        <w:spacing w:after="74" w:before="0" w:line="282"/>
-      </w:pPr>
-      <w:r>
-        <w:rPr>
-          <w:rFonts w:ascii="Pretendard" w:cs="Pretendard" w:eastAsia="Pretendard" w:hAnsi="Pretendard"/>
-          <w:color w:val="111111"/>
-          <w:sz w:val="20"/>
-          <w:szCs w:val="20"/>
-        </w:rPr>
-        <w:t xml:space="preserve">선행연구를 읽은 뒤 연구 방법을 여섯 가지로 고쳤습니다. 고치기 전과 고친 뒤를 나란히 적었습니다.</w:t>
+        <w:spacing w:after="76" w:before="0" w:line="286"/>
+      </w:pPr>
+      <w:r>
+        <w:rPr>
+          <w:rFonts w:ascii="Pretendard" w:cs="Pretendard" w:eastAsia="Pretendard" w:hAnsi="Pretendard"/>
+          <w:color w:val="111111"/>
+          <w:sz w:val="20"/>
+          <w:szCs w:val="20"/>
+        </w:rPr>
+        <w:t xml:space="preserve">선행연구 검토 결과를 반영하여 연구 방법을 여섯 항목으로 수정하고, 수정 전과 후를 함께 제시했습니다.</w:t>
       </w:r>
     </w:p>
     <w:p>
@@ -132,16 +132,16 @@
           <w:ilvl w:val="0"/>
           <w:numId w:val="2"/>
         </w:numPr>
-        <w:spacing w:after="74" w:before="0" w:line="282"/>
-      </w:pPr>
-      <w:r>
-        <w:rPr>
-          <w:rFonts w:ascii="Pretendard" w:cs="Pretendard" w:eastAsia="Pretendard" w:hAnsi="Pretendard"/>
-          <w:color w:val="111111"/>
-          <w:sz w:val="20"/>
-          <w:szCs w:val="20"/>
-        </w:rPr>
-        <w:t xml:space="preserve">형태 코드(F)와 의미 코드(M)를 나눠 기록하고 대응을 보는 틀을 세웠습니다.</w:t>
+        <w:spacing w:after="76" w:before="0" w:line="286"/>
+      </w:pPr>
+      <w:r>
+        <w:rPr>
+          <w:rFonts w:ascii="Pretendard" w:cs="Pretendard" w:eastAsia="Pretendard" w:hAnsi="Pretendard"/>
+          <w:color w:val="111111"/>
+          <w:sz w:val="20"/>
+          <w:szCs w:val="20"/>
+        </w:rPr>
+        <w:t xml:space="preserve">형태 코드와 의미 코드를 구분해 기록하고 대응 관계를 검토하는 분석 틀을 설정했습니다.</w:t>
       </w:r>
     </w:p>
     <w:p>
@@ -151,16 +151,16 @@
           <w:ilvl w:val="0"/>
           <w:numId w:val="2"/>
         </w:numPr>
-        <w:spacing w:after="74" w:before="0" w:line="282"/>
-      </w:pPr>
-      <w:r>
-        <w:rPr>
-          <w:rFonts w:ascii="Pretendard" w:cs="Pretendard" w:eastAsia="Pretendard" w:hAnsi="Pretendard"/>
-          <w:color w:val="111111"/>
-          <w:sz w:val="20"/>
-          <w:szCs w:val="20"/>
-        </w:rPr>
-        <w:t xml:space="preserve">핵심 식별요소와 가변요소를 나누는 기준을 적었습니다.</w:t>
+        <w:spacing w:after="76" w:before="0" w:line="286"/>
+      </w:pPr>
+      <w:r>
+        <w:rPr>
+          <w:rFonts w:ascii="Pretendard" w:cs="Pretendard" w:eastAsia="Pretendard" w:hAnsi="Pretendard"/>
+          <w:color w:val="111111"/>
+          <w:sz w:val="20"/>
+          <w:szCs w:val="20"/>
+        </w:rPr>
+        <w:t xml:space="preserve">핵심 식별요소와 가변요소를 구분하는 기준을 제시했습니다.</w:t>
       </w:r>
     </w:p>
     <w:p>
@@ -170,16 +170,16 @@
           <w:ilvl w:val="0"/>
           <w:numId w:val="2"/>
         </w:numPr>
-        <w:spacing w:after="74" w:before="0" w:line="282"/>
-      </w:pPr>
-      <w:r>
-        <w:rPr>
-          <w:rFonts w:ascii="Pretendard" w:cs="Pretendard" w:eastAsia="Pretendard" w:hAnsi="Pretendard"/>
-          <w:color w:val="111111"/>
-          <w:sz w:val="20"/>
-          <w:szCs w:val="20"/>
-        </w:rPr>
-        <w:t xml:space="preserve">검증 단계를 추가했습니다. 형태적 식별성, 문화적 의미의 연속성, 현대적 적용 가능성 세 가지입니다.</w:t>
+        <w:spacing w:after="76" w:before="0" w:line="286"/>
+      </w:pPr>
+      <w:r>
+        <w:rPr>
+          <w:rFonts w:ascii="Pretendard" w:cs="Pretendard" w:eastAsia="Pretendard" w:hAnsi="Pretendard"/>
+          <w:color w:val="111111"/>
+          <w:sz w:val="20"/>
+          <w:szCs w:val="20"/>
+        </w:rPr>
+        <w:t xml:space="preserve">검증 단계를 형태적 식별성, 문화적 의미의 연속성, 현대적 적용 가능성 세 가지로 설정했습니다.</w:t>
       </w:r>
     </w:p>
     <w:p>
@@ -187,7 +187,7 @@
         <w:pBdr>
           <w:bottom w:val="single" w:color="C8C8C8" w:sz="6" w:space="8"/>
         </w:pBdr>
-        <w:spacing w:after="110" w:before="230" w:line="282"/>
+        <w:spacing w:after="120" w:before="240" w:line="286"/>
       </w:pPr>
       <w:r>
         <w:rPr>
@@ -198,212 +198,102 @@
           <w:sz w:val="23"/>
           <w:szCs w:val="23"/>
         </w:rPr>
-        <w:t xml:space="preserve">2. 빠진 것</w:t>
-      </w:r>
-    </w:p>
-    <w:p>
-      <w:pPr>
-        <w:spacing w:after="40" w:before="0" w:line="282"/>
-      </w:pPr>
-      <w:r>
-        <w:rPr>
-          <w:rFonts w:ascii="Pretendard" w:cs="Pretendard" w:eastAsia="Pretendard" w:hAnsi="Pretendard"/>
-          <w:b/>
-          <w:bCs/>
-          <w:color w:val="5A5A5A"/>
-          <w:sz w:val="20"/>
-          <w:szCs w:val="20"/>
-        </w:rPr>
-        <w:t xml:space="preserve">1  </w:t>
-      </w:r>
-      <w:r>
-        <w:rPr>
-          <w:rFonts w:ascii="Pretendard" w:cs="Pretendard" w:eastAsia="Pretendard" w:hAnsi="Pretendard"/>
-          <w:b/>
-          <w:bCs/>
-          <w:color w:val="111111"/>
-          <w:sz w:val="20"/>
-          <w:szCs w:val="20"/>
-        </w:rPr>
-        <w:t xml:space="preserve">분석할 이미지가 몇 점인지 없습니다.</w:t>
-      </w:r>
-    </w:p>
-    <w:p>
-      <w:pPr>
-        <w:spacing w:after="104" w:before="0" w:line="282"/>
-      </w:pPr>
-      <w:r>
-        <w:rPr>
-          <w:rFonts w:ascii="Pretendard" w:cs="Pretendard" w:eastAsia="Pretendard" w:hAnsi="Pretendard"/>
-          <w:color w:val="5A5A5A"/>
-          <w:sz w:val="20"/>
-          <w:szCs w:val="20"/>
-        </w:rPr>
-        <w:t xml:space="preserve">선행연구 2)번은 86개 샘플을 썼다고 적으셨습니다. 본인은 몇 점입니까.</w:t>
-      </w:r>
-    </w:p>
-    <w:p>
-      <w:pPr>
-        <w:spacing w:after="40" w:before="0" w:line="282"/>
-      </w:pPr>
-      <w:r>
-        <w:rPr>
-          <w:rFonts w:ascii="Pretendard" w:cs="Pretendard" w:eastAsia="Pretendard" w:hAnsi="Pretendard"/>
-          <w:b/>
-          <w:bCs/>
-          <w:color w:val="5A5A5A"/>
-          <w:sz w:val="20"/>
-          <w:szCs w:val="20"/>
-        </w:rPr>
-        <w:t xml:space="preserve">2  </w:t>
-      </w:r>
-      <w:r>
-        <w:rPr>
-          <w:rFonts w:ascii="Pretendard" w:cs="Pretendard" w:eastAsia="Pretendard" w:hAnsi="Pretendard"/>
-          <w:b/>
-          <w:bCs/>
-          <w:color w:val="111111"/>
-          <w:sz w:val="20"/>
-          <w:szCs w:val="20"/>
-        </w:rPr>
-        <w:t xml:space="preserve">이미지를 어디서 구하는지 없습니다.</w:t>
-      </w:r>
-    </w:p>
-    <w:p>
-      <w:pPr>
-        <w:spacing w:after="104" w:before="0" w:line="282"/>
-      </w:pPr>
-      <w:r>
-        <w:rPr>
-          <w:rFonts w:ascii="Pretendard" w:cs="Pretendard" w:eastAsia="Pretendard" w:hAnsi="Pretendard"/>
-          <w:color w:val="5A5A5A"/>
-          <w:sz w:val="20"/>
-          <w:szCs w:val="20"/>
-        </w:rPr>
-        <w:t xml:space="preserve">박물관 소장품입니까, 도록입니까, 인터넷 이미지입니까. 출처가 확인되지 않은 이미지는 분석 자료로 쓸 수 없습니다.</w:t>
-      </w:r>
-    </w:p>
-    <w:p>
-      <w:pPr>
-        <w:spacing w:after="40" w:before="0" w:line="282"/>
-      </w:pPr>
-      <w:r>
-        <w:rPr>
-          <w:rFonts w:ascii="Pretendard" w:cs="Pretendard" w:eastAsia="Pretendard" w:hAnsi="Pretendard"/>
-          <w:b/>
-          <w:bCs/>
-          <w:color w:val="5A5A5A"/>
-          <w:sz w:val="20"/>
-          <w:szCs w:val="20"/>
-        </w:rPr>
-        <w:t xml:space="preserve">3  </w:t>
-      </w:r>
-      <w:r>
-        <w:rPr>
-          <w:rFonts w:ascii="Pretendard" w:cs="Pretendard" w:eastAsia="Pretendard" w:hAnsi="Pretendard"/>
-          <w:b/>
-          <w:bCs/>
-          <w:color w:val="111111"/>
-          <w:sz w:val="20"/>
-          <w:szCs w:val="20"/>
-        </w:rPr>
-        <w:t xml:space="preserve">검증을 누가 하는지 없습니다.</w:t>
-      </w:r>
-    </w:p>
-    <w:p>
-      <w:pPr>
-        <w:spacing w:after="104" w:before="0" w:line="282"/>
-      </w:pPr>
-      <w:r>
-        <w:rPr>
-          <w:rFonts w:ascii="Pretendard" w:cs="Pretendard" w:eastAsia="Pretendard" w:hAnsi="Pretendard"/>
-          <w:color w:val="5A5A5A"/>
-          <w:sz w:val="20"/>
-          <w:szCs w:val="20"/>
-        </w:rPr>
-        <w:t xml:space="preserve">세 가지 기준으로 평가한다고 쓰셨는데, 전문가가 합니까 본인이 합니까. 전문가라면 몇 명입니까.</w:t>
-      </w:r>
-    </w:p>
-    <w:p>
-      <w:pPr>
-        <w:spacing w:after="40" w:before="0" w:line="282"/>
-      </w:pPr>
-      <w:r>
-        <w:rPr>
-          <w:rFonts w:ascii="Pretendard" w:cs="Pretendard" w:eastAsia="Pretendard" w:hAnsi="Pretendard"/>
-          <w:b/>
-          <w:bCs/>
-          <w:color w:val="5A5A5A"/>
-          <w:sz w:val="20"/>
-          <w:szCs w:val="20"/>
-        </w:rPr>
-        <w:t xml:space="preserve">4  </w:t>
-      </w:r>
-      <w:r>
-        <w:rPr>
-          <w:rFonts w:ascii="Pretendard" w:cs="Pretendard" w:eastAsia="Pretendard" w:hAnsi="Pretendard"/>
-          <w:b/>
-          <w:bCs/>
-          <w:color w:val="111111"/>
-          <w:sz w:val="20"/>
-          <w:szCs w:val="20"/>
-        </w:rPr>
-        <w:t xml:space="preserve">세 가지 기준을 어떻게 점수로 매기는지 없습니다.</w:t>
-      </w:r>
-    </w:p>
-    <w:p>
-      <w:pPr>
-        <w:spacing w:after="104" w:before="0" w:line="282"/>
-      </w:pPr>
-      <w:r>
-        <w:rPr>
-          <w:rFonts w:ascii="Pretendard" w:cs="Pretendard" w:eastAsia="Pretendard" w:hAnsi="Pretendard"/>
-          <w:color w:val="5A5A5A"/>
-          <w:sz w:val="20"/>
-          <w:szCs w:val="20"/>
-        </w:rPr>
-        <w:t xml:space="preserve">'식별성이 높다'를 무엇으로 판단합니까. 사람들에게 물어봅니까, 본인이 봅니까.</w:t>
-      </w:r>
-    </w:p>
-    <w:p>
-      <w:pPr>
-        <w:spacing w:after="40" w:before="0" w:line="282"/>
-      </w:pPr>
-      <w:r>
-        <w:rPr>
-          <w:rFonts w:ascii="Pretendard" w:cs="Pretendard" w:eastAsia="Pretendard" w:hAnsi="Pretendard"/>
-          <w:b/>
-          <w:bCs/>
-          <w:color w:val="5A5A5A"/>
-          <w:sz w:val="20"/>
-          <w:szCs w:val="20"/>
-        </w:rPr>
-        <w:t xml:space="preserve">5  </w:t>
-      </w:r>
-      <w:r>
-        <w:rPr>
-          <w:rFonts w:ascii="Pretendard" w:cs="Pretendard" w:eastAsia="Pretendard" w:hAnsi="Pretendard"/>
-          <w:b/>
-          <w:bCs/>
-          <w:color w:val="111111"/>
-          <w:sz w:val="20"/>
-          <w:szCs w:val="20"/>
-        </w:rPr>
-        <w:t xml:space="preserve">기간이 없습니다.</w:t>
-      </w:r>
-    </w:p>
-    <w:p>
-      <w:pPr>
-        <w:spacing w:after="104" w:before="0" w:line="282"/>
-      </w:pPr>
-      <w:r>
-        <w:rPr>
-          <w:rFonts w:ascii="Pretendard" w:cs="Pretendard" w:eastAsia="Pretendard" w:hAnsi="Pretendard"/>
-          <w:color w:val="5A5A5A"/>
-          <w:sz w:val="20"/>
-          <w:szCs w:val="20"/>
-        </w:rPr>
-        <w:t xml:space="preserve">자료 수집, 코드화, 생성 실험, 검증을 각각 몇 달에 하실 생각입니까.</w:t>
+        <w:t xml:space="preserve">보완할 점</w:t>
+      </w:r>
+    </w:p>
+    <w:p>
+      <w:pPr>
+        <w:pStyle w:val="ListParagraph"/>
+        <w:numPr>
+          <w:ilvl w:val="0"/>
+          <w:numId w:val="3"/>
+        </w:numPr>
+        <w:spacing w:after="104" w:before="0" w:line="286"/>
+      </w:pPr>
+      <w:r>
+        <w:rPr>
+          <w:rFonts w:ascii="Pretendard" w:cs="Pretendard" w:eastAsia="Pretendard" w:hAnsi="Pretendard"/>
+          <w:color w:val="111111"/>
+          <w:sz w:val="20"/>
+          <w:szCs w:val="20"/>
+        </w:rPr>
+        <w:t xml:space="preserve">분석 대상이 구체적으로 제시되지 않았습니다. 검토한 선행연구 중 한 편은 86개 표본을 사용했으며, 본인 연구에서는 몇 점의 이미지를 분석할 것인지 작성해야 합니다.</w:t>
+      </w:r>
+    </w:p>
+    <w:p>
+      <w:pPr>
+        <w:pStyle w:val="ListParagraph"/>
+        <w:numPr>
+          <w:ilvl w:val="0"/>
+          <w:numId w:val="3"/>
+        </w:numPr>
+        <w:spacing w:after="104" w:before="0" w:line="286"/>
+      </w:pPr>
+      <w:r>
+        <w:rPr>
+          <w:rFonts w:ascii="Pretendard" w:cs="Pretendard" w:eastAsia="Pretendard" w:hAnsi="Pretendard"/>
+          <w:color w:val="111111"/>
+          <w:sz w:val="20"/>
+          <w:szCs w:val="20"/>
+        </w:rPr>
+        <w:t xml:space="preserve">자료의 출처가 제시되지 않았습니다. 박물관 소장품인지 도록인지 밝혀야 하며, 출처가 확인되지 않은 이미지는 분석 자료로 사용할 수 없습니다.</w:t>
+      </w:r>
+    </w:p>
+    <w:p>
+      <w:pPr>
+        <w:pStyle w:val="ListParagraph"/>
+        <w:numPr>
+          <w:ilvl w:val="0"/>
+          <w:numId w:val="3"/>
+        </w:numPr>
+        <w:spacing w:after="104" w:before="0" w:line="286"/>
+      </w:pPr>
+      <w:r>
+        <w:rPr>
+          <w:rFonts w:ascii="Pretendard" w:cs="Pretendard" w:eastAsia="Pretendard" w:hAnsi="Pretendard"/>
+          <w:color w:val="111111"/>
+          <w:sz w:val="20"/>
+          <w:szCs w:val="20"/>
+        </w:rPr>
+        <w:t xml:space="preserve">검증 주체가 제시되지 않았습니다. 세 가지 기준에 따른 평가를 전문가가 수행할 것인지, 연구자가 수행할 것인지 명확히 해야 합니다.</w:t>
+      </w:r>
+    </w:p>
+    <w:p>
+      <w:pPr>
+        <w:pStyle w:val="ListParagraph"/>
+        <w:numPr>
+          <w:ilvl w:val="0"/>
+          <w:numId w:val="3"/>
+        </w:numPr>
+        <w:spacing w:after="104" w:before="0" w:line="286"/>
+      </w:pPr>
+      <w:r>
+        <w:rPr>
+          <w:rFonts w:ascii="Pretendard" w:cs="Pretendard" w:eastAsia="Pretendard" w:hAnsi="Pretendard"/>
+          <w:color w:val="111111"/>
+          <w:sz w:val="20"/>
+          <w:szCs w:val="20"/>
+        </w:rPr>
+        <w:t xml:space="preserve">평가 방법이 제시되지 않았습니다. 식별성, 연속성, 적용 가능성을 어떤 방식으로 판단하고 기록할 것인지 작성해야 합니다.</w:t>
+      </w:r>
+    </w:p>
+    <w:p>
+      <w:pPr>
+        <w:pStyle w:val="ListParagraph"/>
+        <w:numPr>
+          <w:ilvl w:val="0"/>
+          <w:numId w:val="3"/>
+        </w:numPr>
+        <w:spacing w:after="104" w:before="0" w:line="286"/>
+      </w:pPr>
+      <w:r>
+        <w:rPr>
+          <w:rFonts w:ascii="Pretendard" w:cs="Pretendard" w:eastAsia="Pretendard" w:hAnsi="Pretendard"/>
+          <w:color w:val="111111"/>
+          <w:sz w:val="20"/>
+          <w:szCs w:val="20"/>
+        </w:rPr>
+        <w:t xml:space="preserve">연구 기간이 제시되지 않았습니다. 자료 수집, 코드화, 생성 실험, 검증의 단계별 소요 기간을 작성해야 합니다.</w:t>
       </w:r>
     </w:p>
     <w:p>
@@ -411,7 +301,7 @@
         <w:pBdr>
           <w:bottom w:val="single" w:color="C8C8C8" w:sz="6" w:space="8"/>
         </w:pBdr>
-        <w:spacing w:after="110" w:before="230" w:line="282"/>
+        <w:spacing w:after="120" w:before="240" w:line="286"/>
       </w:pPr>
       <w:r>
         <w:rPr>
@@ -422,77 +312,45 @@
           <w:sz w:val="23"/>
           <w:szCs w:val="23"/>
         </w:rPr>
-        <w:t xml:space="preserve">3. 다음 회차까지 할 것</w:t>
-      </w:r>
-    </w:p>
-    <w:p>
-      <w:pPr>
-        <w:pStyle w:val="ListParagraph"/>
-        <w:numPr>
-          <w:ilvl w:val="0"/>
-          <w:numId w:val="3"/>
-        </w:numPr>
-        <w:spacing w:after="40" w:before="0" w:line="282"/>
-      </w:pPr>
-      <w:r>
-        <w:rPr>
-          <w:rFonts w:ascii="Pretendard" w:cs="Pretendard" w:eastAsia="Pretendard" w:hAnsi="Pretendard"/>
-          <w:b/>
-          <w:bCs/>
-          <w:color w:val="111111"/>
-          <w:sz w:val="20"/>
-          <w:szCs w:val="20"/>
-        </w:rPr>
-        <w:t xml:space="preserve">표본 수를 정하십시오.</w:t>
-      </w:r>
-    </w:p>
-    <w:p>
-      <w:pPr>
-        <w:spacing w:after="104" w:before="0" w:line="282"/>
-      </w:pPr>
-      <w:r>
-        <w:rPr>
-          <w:rFonts w:ascii="Pretendard" w:cs="Pretendard" w:eastAsia="Pretendard" w:hAnsi="Pretendard"/>
-          <w:color w:val="5A5A5A"/>
-          <w:sz w:val="20"/>
-          <w:szCs w:val="20"/>
-        </w:rPr>
-        <w:t xml:space="preserve">몇 점을, 어느 소장처에서, 어떤 기준으로 고를지 적으십시오. 시대와 지역과 인물 유형을 기준으로 삼겠다고 이미 쓰셨습니다. 거기에 숫자만 넣으면 됩니다.</w:t>
-      </w:r>
-    </w:p>
-    <w:p>
-      <w:pPr>
-        <w:pStyle w:val="ListParagraph"/>
-        <w:numPr>
-          <w:ilvl w:val="0"/>
-          <w:numId w:val="3"/>
-        </w:numPr>
-        <w:spacing w:after="40" w:before="0" w:line="282"/>
-      </w:pPr>
-      <w:r>
-        <w:rPr>
-          <w:rFonts w:ascii="Pretendard" w:cs="Pretendard" w:eastAsia="Pretendard" w:hAnsi="Pretendard"/>
-          <w:b/>
-          <w:bCs/>
-          <w:color w:val="111111"/>
-          <w:sz w:val="20"/>
-          <w:szCs w:val="20"/>
-        </w:rPr>
-        <w:t xml:space="preserve">검증을 누가 할지 정하십시오.</w:t>
-      </w:r>
-    </w:p>
-    <w:p>
-      <w:pPr>
-        <w:spacing w:after="104" w:before="0" w:line="282"/>
-      </w:pPr>
-      <w:r>
-        <w:rPr>
-          <w:rFonts w:ascii="Pretendard" w:cs="Pretendard" w:eastAsia="Pretendard" w:hAnsi="Pretendard"/>
-          <w:color w:val="5A5A5A"/>
-          <w:sz w:val="20"/>
-          <w:szCs w:val="20"/>
-        </w:rPr>
-        <w:t xml:space="preserve">전문가 평가라면 몇 명에게 무엇을 물을지, 사용자 평가라면 몇 명에게 어떤 문항을 줄지 적으십시오.</w:t>
+        <w:t xml:space="preserve">다음 과제</w:t>
+      </w:r>
+    </w:p>
+    <w:p>
+      <w:pPr>
+        <w:pStyle w:val="ListParagraph"/>
+        <w:numPr>
+          <w:ilvl w:val="0"/>
+          <w:numId w:val="4"/>
+        </w:numPr>
+        <w:spacing w:after="104" w:before="0" w:line="286"/>
+      </w:pPr>
+      <w:r>
+        <w:rPr>
+          <w:rFonts w:ascii="Pretendard" w:cs="Pretendard" w:eastAsia="Pretendard" w:hAnsi="Pretendard"/>
+          <w:color w:val="111111"/>
+          <w:sz w:val="20"/>
+          <w:szCs w:val="20"/>
+        </w:rPr>
+        <w:t xml:space="preserve">표본 수와 선정 기준을 확정하십시오. 시대, 지역, 인물 유형을 기준으로 이미 설정했으므로 수량과 소장처를 추가하면 됩니다.</w:t>
+      </w:r>
+    </w:p>
+    <w:p>
+      <w:pPr>
+        <w:pStyle w:val="ListParagraph"/>
+        <w:numPr>
+          <w:ilvl w:val="0"/>
+          <w:numId w:val="4"/>
+        </w:numPr>
+        <w:spacing w:after="104" w:before="0" w:line="286"/>
+      </w:pPr>
+      <w:r>
+        <w:rPr>
+          <w:rFonts w:ascii="Pretendard" w:cs="Pretendard" w:eastAsia="Pretendard" w:hAnsi="Pretendard"/>
+          <w:color w:val="111111"/>
+          <w:sz w:val="20"/>
+          <w:szCs w:val="20"/>
+        </w:rPr>
+        <w:t xml:space="preserve">검증 주체와 방법을 확정하십시오. 전문가 평가라면 참여 인원과 평가 항목을, 사용자 평가라면 대상과 문항을 작성하십시오.</w:t>
       </w:r>
     </w:p>
     <w:p>
@@ -500,7 +358,7 @@
         <w:pBdr>
           <w:bottom w:val="single" w:color="C8C8C8" w:sz="6" w:space="8"/>
         </w:pBdr>
-        <w:spacing w:after="110" w:before="230" w:line="282"/>
+        <w:spacing w:after="120" w:before="240" w:line="286"/>
       </w:pPr>
       <w:r>
         <w:rPr>
@@ -511,7 +369,7 @@
           <w:sz w:val="23"/>
           <w:szCs w:val="23"/>
         </w:rPr>
-        <w:t xml:space="preserve">4. 다섯 분 모두에게</w:t>
+        <w:t xml:space="preserve">추가 안내</w:t>
       </w:r>
     </w:p>
     <w:p>
@@ -521,32 +379,16 @@
           <w:ilvl w:val="0"/>
           <w:numId w:val="2"/>
         </w:numPr>
-        <w:spacing w:after="40" w:before="0" w:line="282"/>
-      </w:pPr>
-      <w:r>
-        <w:rPr>
-          <w:rFonts w:ascii="Pretendard" w:cs="Pretendard" w:eastAsia="Pretendard" w:hAnsi="Pretendard"/>
-          <w:b/>
-          <w:bCs/>
-          <w:color w:val="111111"/>
-          <w:sz w:val="20"/>
-          <w:szCs w:val="20"/>
-        </w:rPr>
-        <w:t xml:space="preserve">숫자를 적으십시오.</w:t>
-      </w:r>
-    </w:p>
-    <w:p>
-      <w:pPr>
-        <w:spacing w:after="88" w:before="0" w:line="282"/>
-      </w:pPr>
-      <w:r>
-        <w:rPr>
-          <w:rFonts w:ascii="Pretendard" w:cs="Pretendard" w:eastAsia="Pretendard" w:hAnsi="Pretendard"/>
-          <w:color w:val="5A5A5A"/>
-          <w:sz w:val="20"/>
-          <w:szCs w:val="20"/>
-        </w:rPr>
-        <w:t xml:space="preserve">몇 명에게, 몇 점을, 몇 달 동안 하는지 적힌 과제가 한 편도 없었습니다. 숫자가 없으면 그 연구를 할 수 있는지 아무도 판단할 수 없습니다.</w:t>
+        <w:spacing w:after="76" w:before="0" w:line="286"/>
+      </w:pPr>
+      <w:r>
+        <w:rPr>
+          <w:rFonts w:ascii="Pretendard" w:cs="Pretendard" w:eastAsia="Pretendard" w:hAnsi="Pretendard"/>
+          <w:color w:val="111111"/>
+          <w:sz w:val="20"/>
+          <w:szCs w:val="20"/>
+        </w:rPr>
+        <w:t xml:space="preserve">분석 이미지 수, 검증 참여 인원, 단계별 소요 기간 등 모든 연구 설계 요소를 숫자로 구체화해야 합니다.</w:t>
       </w:r>
     </w:p>
     <w:p>
@@ -556,67 +398,16 @@
           <w:ilvl w:val="0"/>
           <w:numId w:val="2"/>
         </w:numPr>
-        <w:spacing w:after="40" w:before="0" w:line="282"/>
-      </w:pPr>
-      <w:r>
-        <w:rPr>
-          <w:rFonts w:ascii="Pretendard" w:cs="Pretendard" w:eastAsia="Pretendard" w:hAnsi="Pretendard"/>
-          <w:b/>
-          <w:bCs/>
-          <w:color w:val="111111"/>
-          <w:sz w:val="20"/>
-          <w:szCs w:val="20"/>
-        </w:rPr>
-        <w:t xml:space="preserve">검증을 누가 언제 하는지 적으십시오.</w:t>
-      </w:r>
-    </w:p>
-    <w:p>
-      <w:pPr>
-        <w:spacing w:after="88" w:before="0" w:line="282"/>
-      </w:pPr>
-      <w:r>
-        <w:rPr>
-          <w:rFonts w:ascii="Pretendard" w:cs="Pretendard" w:eastAsia="Pretendard" w:hAnsi="Pretendard"/>
-          <w:color w:val="5A5A5A"/>
-          <w:sz w:val="20"/>
-          <w:szCs w:val="20"/>
-        </w:rPr>
-        <w:t xml:space="preserve">전문가입니까 사용자입니까. 몇 명입니까. 언제 합니까.</w:t>
-      </w:r>
-    </w:p>
-    <w:p>
-      <w:pPr>
-        <w:pStyle w:val="ListParagraph"/>
-        <w:numPr>
-          <w:ilvl w:val="0"/>
-          <w:numId w:val="2"/>
-        </w:numPr>
-        <w:spacing w:after="40" w:before="0" w:line="282"/>
-      </w:pPr>
-      <w:r>
-        <w:rPr>
-          <w:rFonts w:ascii="Pretendard" w:cs="Pretendard" w:eastAsia="Pretendard" w:hAnsi="Pretendard"/>
-          <w:b/>
-          <w:bCs/>
-          <w:color w:val="111111"/>
-          <w:sz w:val="20"/>
-          <w:szCs w:val="20"/>
-        </w:rPr>
-        <w:t xml:space="preserve">측정 도구는 만들지 말고 빌려 오십시오.</w:t>
-      </w:r>
-    </w:p>
-    <w:p>
-      <w:pPr>
-        <w:spacing w:after="88" w:before="0" w:line="282"/>
-      </w:pPr>
-      <w:r>
-        <w:rPr>
-          <w:rFonts w:ascii="Pretendard" w:cs="Pretendard" w:eastAsia="Pretendard" w:hAnsi="Pretendard"/>
-          <w:color w:val="5A5A5A"/>
-          <w:sz w:val="20"/>
-          <w:szCs w:val="20"/>
-        </w:rPr>
-        <w:t xml:space="preserve">선행연구에서 쓴 문항을 가져다 쓰는 것이 정상입니다. 직접 만들면 그 문항이 맞는지 증명해야 하는 일이 하나 더 늘어납니다.</w:t>
+        <w:spacing w:after="40" w:before="0" w:line="286"/>
+      </w:pPr>
+      <w:r>
+        <w:rPr>
+          <w:rFonts w:ascii="Pretendard" w:cs="Pretendard" w:eastAsia="Pretendard" w:hAnsi="Pretendard"/>
+          <w:color w:val="111111"/>
+          <w:sz w:val="20"/>
+          <w:szCs w:val="20"/>
+        </w:rPr>
+        <w:t xml:space="preserve">검증 주체(전문가 또는 사용자), 검증 인원, 검증 시점을 명확히 제시해야 합니다.</w:t>
       </w:r>
     </w:p>
     <w:sectPr>
@@ -797,7 +588,7 @@
       <w:lvlText w:val="%1."/>
       <w:lvlJc w:val="left"/>
       <w:pPr>
-        <w:ind w:left="504" w:hanging="360"/>
+        <w:ind w:left="489" w:hanging="489"/>
       </w:pPr>
     </w:lvl>
   </w:abstractNum>
@@ -805,11 +596,23 @@
     <w:multiLevelType w:val="hybridMultilevel"/>
     <w:lvl w:ilvl="0" w:tentative="1">
       <w:start w:val="1"/>
+      <w:numFmt w:val="decimal"/>
+      <w:lvlText w:val="%1."/>
+      <w:lvlJc w:val="left"/>
+      <w:pPr>
+        <w:ind w:left="489" w:hanging="489"/>
+      </w:pPr>
+    </w:lvl>
+  </w:abstractNum>
+  <w:abstractNum w:abstractNumId="4" w15:restartNumberingAfterBreak="0">
+    <w:multiLevelType w:val="hybridMultilevel"/>
+    <w:lvl w:ilvl="0" w:tentative="1">
+      <w:start w:val="1"/>
       <w:numFmt w:val="bullet"/>
-      <w:lvlText w:val="—"/>
+      <w:lvlText w:val="•"/>
       <w:lvlJc w:val="left"/>
       <w:pPr>
-        <w:ind w:left="504" w:hanging="360"/>
+        <w:ind w:left="431" w:hanging="288"/>
       </w:pPr>
     </w:lvl>
   </w:abstractNum>
@@ -820,13 +623,19 @@
     </w:lvlOverride>
   </w:num>
   <w:num w:numId="2">
-    <w:abstractNumId w:val="3"/>
+    <w:abstractNumId w:val="4"/>
     <w:lvlOverride w:ilvl="0">
       <w:startOverride w:val="1"/>
     </w:lvlOverride>
   </w:num>
   <w:num w:numId="3">
     <w:abstractNumId w:val="2"/>
+    <w:lvlOverride w:ilvl="0">
+      <w:startOverride w:val="1"/>
+    </w:lvlOverride>
+  </w:num>
+  <w:num w:numId="4">
+    <w:abstractNumId w:val="3"/>
     <w:lvlOverride w:ilvl="0">
       <w:startOverride w:val="1"/>
     </w:lvlOverride>
